--- a/Fonte_Sigilosa/대본/5부/8화_Espia_por_encomenda.docx
+++ b/Fonte_Sigilosa/대본/5부/8화_Espia_por_encomenda.docx
@@ -7049,7 +7049,7 @@
           <w:rFonts w:ascii="Arial" w:hAnsi="Arial" w:eastAsia="Malgun Gothic"/>
           <w:sz w:val="19"/>
         </w:rPr>
-        <w:t>문법 2: 조건법·외교적 완곡어법 — 니코 "Não seria prudente…", "Em tese…", "Eu diria que sim", "Digamos que…"; 베아트리스 "seria um tiro no próprio pé", "poderia compartilhar…?"; 소피 "Ele seria um ótimo ator", "Ela poderia ter programado o envio".</w:t>
+        <w:t>문법 2: 조건법·외교적 완곡어법 — 니코 "Não seria prudente…", "Em tese…", "Digamos que…"; 베아트리스 "seria um tiro no próprio pé", "poderia compartilhar…?"; 소피 "Ele seria um ótimo ator", "Ela poderia ter programado o envio".</w:t>
       </w:r>
     </w:p>
     <w:p>
